--- a/worksheets/W18_匿名方法卡與展板版型_學生用.docx
+++ b/worksheets/W18_匿名方法卡與展板版型_學生用.docx
@@ -41,7 +41,7 @@
           <w:color w:val="606B7A"/>
           <w:sz w:val="20"/>
         </w:rPr>
-        <w:t>不寫姓名、不解釋退出原因；只放願意公開的方法、作品痕跡與責任判斷。課內暫時展示後自行取回，不作評分交件。</w:t>
+        <w:t>想做才做，也可只讀教師示例或留座整理。只放願意公開的方法；課內暫時展示後自行取回，不作評分交件。</w:t>
       </w:r>
     </w:p>
     <w:tbl>
@@ -282,7 +282,7 @@
                 <w:color w:val="132A44"/>
                 <w:sz w:val="24"/>
               </w:rPr>
-              <w:t>以前我會＿＿＿＿＿＿＿＿；現在我會先＿＿＿＿＿＿＿＿，因為作品顯示＿＿＿＿＿＿＿＿。</w:t>
+              <w:t>遇到＿＿＿＿＿＿＿＿時，我會先＿＿＿＿＿＿＿＿；我用＿＿＿＿＿＿＿＿核對，還不能因此說＿＿＿＿＿＿＿＿。</w:t>
               <w:br/>
               <w:br/>
             </w:r>
@@ -379,7 +379,7 @@
           <w:color w:val="606B7A"/>
           <w:sz w:val="20"/>
         </w:rPr>
-        <w:t>展示界線｜0 分、不排名；只放願意公開的內容。不把 W1 Q3、自留欄、姓名或第三人資訊輸入工具或放上展板。</w:t>
+        <w:t>展示界線｜0 分、不排名；只放願意公開的內容。不把 W1私人文字、自留欄、姓名或第三人資訊輸入工具或放上展板。</w:t>
       </w:r>
     </w:p>
     <w:sectPr>
